--- a/articles/000835/Arriaga final for publication.docx
+++ b/articles/000835/Arriaga final for publication.docx
@@ -415,8 +415,17 @@
           <w:rFonts w:eastAsia="Times"/>
           <w:bCs/>
         </w:rPr>
-        <w:t>T-Kay Sangwand</w:t>
-      </w:r>
+        <w:t xml:space="preserve">T-Kay </w:t>
+      </w:r>
+      <w:proofErr w:type="spellStart"/>
+      <w:r>
+        <w:rPr>
+          <w:rFonts w:eastAsia="Times"/>
+          <w:bCs/>
+        </w:rPr>
+        <w:t>Sangwand</w:t>
+      </w:r>
+      <w:proofErr w:type="spellEnd"/>
       <w:r>
         <w:rPr>
           <w:rFonts w:eastAsia="Times"/>
@@ -1856,7 +1865,21 @@
         <w:rPr>
           <w:rFonts w:eastAsia="Times"/>
         </w:rPr>
-        <w:t xml:space="preserve">Rede Mocambos has several connections with Gilberto Gil’s concept of “Pontos da </w:t>
+        <w:t>Rede Mocambos has several connections with Gilberto Gil’s concept of “</w:t>
+      </w:r>
+      <w:proofErr w:type="spellStart"/>
+      <w:r>
+        <w:rPr>
+          <w:rFonts w:eastAsia="Times"/>
+        </w:rPr>
+        <w:t>Pontos</w:t>
+      </w:r>
+      <w:proofErr w:type="spellEnd"/>
+      <w:r>
+        <w:rPr>
+          <w:rFonts w:eastAsia="Times"/>
+        </w:rPr>
+        <w:t xml:space="preserve"> da </w:t>
       </w:r>
       <w:proofErr w:type="spellStart"/>
       <w:r>
@@ -4767,7 +4790,21 @@
         <w:rPr>
           <w:rFonts w:eastAsia="Times"/>
         </w:rPr>
-        <w:t xml:space="preserve"> the resources that are minded by others, we start experiencing what it is like to be on the receiving end of what Aime Cesaire termed as “</w:t>
+        <w:t xml:space="preserve"> the resources that are minded by others, we start experiencing what it is like to be on the receiving end of what Aime </w:t>
+      </w:r>
+      <w:proofErr w:type="spellStart"/>
+      <w:r>
+        <w:rPr>
+          <w:rFonts w:eastAsia="Times"/>
+        </w:rPr>
+        <w:t>Cesaire</w:t>
+      </w:r>
+      <w:proofErr w:type="spellEnd"/>
+      <w:r>
+        <w:rPr>
+          <w:rFonts w:eastAsia="Times"/>
+        </w:rPr>
+        <w:t xml:space="preserve"> termed as “</w:t>
       </w:r>
       <w:proofErr w:type="spellStart"/>
       <w:r>
@@ -5047,21 +5084,7 @@
         <w:rPr>
           <w:rFonts w:ascii="Times New Roman" w:eastAsia="Times" w:hAnsi="Times New Roman" w:cs="Times New Roman"/>
         </w:rPr>
-        <w:t xml:space="preserve">. This entails that the process of knowledge creation becomes </w:t>
-      </w:r>
-      <w:proofErr w:type="gramStart"/>
-      <w:r>
-        <w:rPr>
-          <w:rFonts w:ascii="Times New Roman" w:eastAsia="Times" w:hAnsi="Times New Roman" w:cs="Times New Roman"/>
-        </w:rPr>
-        <w:t>less and less</w:t>
-      </w:r>
-      <w:proofErr w:type="gramEnd"/>
-      <w:r>
-        <w:rPr>
-          <w:rFonts w:ascii="Times New Roman" w:eastAsia="Times" w:hAnsi="Times New Roman" w:cs="Times New Roman"/>
-        </w:rPr>
-        <w:t xml:space="preserve"> authentic because all parties involved in such a process are looking not to discover the world, but to acquire the credits. In fact, it is through data and big data that our current universities are approaching education. Instead of questioning the blindfold and naïve acceptance of data and data-driven processes, the university as an institution has been partnering with big tech companies and employing data to track students’ behaviors, to attract more students and to chase the promise of better, faster and more degrees </w:t>
+        <w:t xml:space="preserve">. This entails that the process of knowledge creation becomes less and less authentic because all parties involved in such a process are looking not to discover the world, but to acquire the credits. In fact, it is through data and big data that our current universities are approaching education. Instead of questioning the blindfold and naïve acceptance of data and data-driven processes, the university as an institution has been partnering with big tech companies and employing data to track students’ behaviors, to attract more students and to chase the promise of better, faster and more degrees </w:t>
       </w:r>
       <w:r>
         <w:rPr>
@@ -8448,7 +8471,21 @@
         <w:rPr>
           <w:rFonts w:eastAsia="Times"/>
         </w:rPr>
-        <w:t xml:space="preserve"> Suto, </w:t>
+        <w:t xml:space="preserve"> </w:t>
+      </w:r>
+      <w:proofErr w:type="spellStart"/>
+      <w:r>
+        <w:rPr>
+          <w:rFonts w:eastAsia="Times"/>
+        </w:rPr>
+        <w:t>Suto</w:t>
+      </w:r>
+      <w:proofErr w:type="spellEnd"/>
+      <w:r>
+        <w:rPr>
+          <w:rFonts w:eastAsia="Times"/>
+        </w:rPr>
+        <w:t xml:space="preserve">, </w:t>
       </w:r>
       <w:proofErr w:type="spellStart"/>
       <w:r>
@@ -9936,8 +9973,16 @@
         <w:spacing w:before="280" w:after="288"/>
         <w:ind w:left="270" w:hanging="270"/>
       </w:pPr>
-      <w:r>
-        <w:t xml:space="preserve">--- (1980). </w:t>
+      <w:proofErr w:type="spellStart"/>
+      <w:r>
+        <w:t>Dépreste</w:t>
+      </w:r>
+      <w:proofErr w:type="spellEnd"/>
+      <w:r>
+        <w:t>, René</w:t>
+      </w:r>
+      <w:r>
+        <w:t xml:space="preserve"> (1980). </w:t>
       </w:r>
       <w:r>
         <w:rPr>
@@ -9955,11 +10000,15 @@
         <w:ind w:left="270" w:hanging="270"/>
       </w:pPr>
       <w:r>
+        <w:rPr>
+          <w:highlight w:val="green"/>
+        </w:rPr>
         <w:t xml:space="preserve">De Sousa Santos, Boaventura. (2014). </w:t>
       </w:r>
       <w:r>
         <w:rPr>
           <w:rStyle w:val="dhqitalictitle"/>
+          <w:highlight w:val="green"/>
         </w:rPr>
         <w:t xml:space="preserve">Epistemologies of the South. </w:t>
       </w:r>
@@ -9967,6 +10016,7 @@
         <w:sdtPr>
           <w:rPr>
             <w:rStyle w:val="dhqitalictitle"/>
+            <w:highlight w:val="green"/>
           </w:rPr>
           <w:tag w:val="goog_rdk_533"/>
           <w:id w:val="-1720712950"/>
@@ -9975,6 +10025,7 @@
           <w:r>
             <w:rPr>
               <w:rStyle w:val="dhqitalictitle"/>
+              <w:highlight w:val="green"/>
             </w:rPr>
             <w:t xml:space="preserve">Justice Against </w:t>
           </w:r>
@@ -9982,6 +10033,7 @@
           <w:r>
             <w:rPr>
               <w:rStyle w:val="dhqitalictitle"/>
+              <w:highlight w:val="green"/>
             </w:rPr>
             <w:t>Epistemicide</w:t>
           </w:r>
@@ -9989,7 +10041,13 @@
         </w:sdtContent>
       </w:sdt>
       <w:r>
-        <w:t xml:space="preserve">. New York: Routledge. </w:t>
+        <w:rPr>
+          <w:highlight w:val="green"/>
+        </w:rPr>
+        <w:t>. New York: Routledge.</w:t>
+      </w:r>
+      <w:r>
+        <w:t xml:space="preserve"> </w:t>
       </w:r>
     </w:p>
     <w:p>
@@ -11206,7 +11264,21 @@
         <w:rPr>
           <w:rFonts w:eastAsia="Times"/>
         </w:rPr>
-        <w:t xml:space="preserve">, Roopika and Alex Gil. (2022). “Introduction: The Questions of Minimal Computing,” </w:t>
+        <w:t xml:space="preserve">, </w:t>
+      </w:r>
+      <w:proofErr w:type="spellStart"/>
+      <w:r>
+        <w:rPr>
+          <w:rFonts w:eastAsia="Times"/>
+        </w:rPr>
+        <w:t>Roopika</w:t>
+      </w:r>
+      <w:proofErr w:type="spellEnd"/>
+      <w:r>
+        <w:rPr>
+          <w:rFonts w:eastAsia="Times"/>
+        </w:rPr>
+        <w:t xml:space="preserve"> and Alex Gil. (2022). “Introduction: The Questions of Minimal Computing,” </w:t>
       </w:r>
       <w:r>
         <w:rPr>

--- a/articles/000835/Arriaga final for publication.docx
+++ b/articles/000835/Arriaga final for publication.docx
@@ -11613,23 +11613,31 @@
         </w:rPr>
       </w:pPr>
       <w:r>
+        <w:rPr>
+          <w:highlight w:val="green"/>
+        </w:rPr>
         <w:t xml:space="preserve">Young, Jeffrey R. (2019) “How Tech Companies are Selling Colleges on Mass Data Collection.” </w:t>
       </w:r>
       <w:proofErr w:type="spellStart"/>
       <w:r>
         <w:rPr>
           <w:rStyle w:val="dhqitalictitle"/>
+          <w:highlight w:val="green"/>
         </w:rPr>
         <w:t>EdSurge</w:t>
       </w:r>
       <w:proofErr w:type="spellEnd"/>
       <w:r>
+        <w:rPr>
+          <w:highlight w:val="green"/>
+        </w:rPr>
         <w:t xml:space="preserve">. {Available at: </w:t>
       </w:r>
       <w:hyperlink r:id="rId32">
         <w:r>
           <w:rPr>
             <w:color w:val="0563C1"/>
+            <w:highlight w:val="green"/>
             <w:u w:val="single"/>
           </w:rPr>
           <w:t>https://www.edsurge.com/news/2019-10-18-how-tech-companies-are-selling-colleges-on-mass-data-collection</w:t>
@@ -11638,18 +11646,21 @@
       <w:r>
         <w:rPr>
           <w:rFonts w:eastAsia="Times"/>
+          <w:highlight w:val="green"/>
         </w:rPr>
         <w:t xml:space="preserve">  (Accessed</w:t>
       </w:r>
       <w:r>
         <w:rPr>
           <w:rFonts w:eastAsia="Times"/>
+          <w:highlight w:val="green"/>
         </w:rPr>
         <w:t>:</w:t>
       </w:r>
       <w:r>
         <w:rPr>
           <w:rFonts w:eastAsia="Times"/>
+          <w:highlight w:val="green"/>
         </w:rPr>
         <w:t xml:space="preserve"> 2 May 2024).}</w:t>
       </w:r>
